--- a/klagomål/A 9000-2025 FSC-klagomål.docx
+++ b/klagomål/A 9000-2025 FSC-klagomål.docx
@@ -894,7 +894,7 @@
     <w:r>
       <w:tab/>
       <w:tab/>
-      <w:t>2025-03-03</w:t>
+      <w:t>2025-03-04</w:t>
       <w:br/>
       <w:br/>
     </w:r>

--- a/klagomål/A 9000-2025 FSC-klagomål.docx
+++ b/klagomål/A 9000-2025 FSC-klagomål.docx
@@ -191,7 +191,7 @@
     </w:p>
     <w:p>
       <w:r>
-        <w:t>I avverkningsanmälan har följande 15 naturvårdsarter hittats: granticka (NT), grön aspvedbock (NT), spillkråka (NT, §4), talltita (NT, §4), ullticka (NT), aspvedgnagare (S), björksplintborre (S), bronshjon (S), grönpyrola (S), korallblylav (S), mindre märgborre (S), vedticka (S), vågbandad barkbock (S), kungsfågel (§4) och blåsippa (§9). Av dessa är 5 rödlistade. För rödlistade arter har rödlistekategorin angivits inom parentes. Arter som är signalarter enligt Skogsstyrelsen har markerats med (S). För fridlysta arter anges även paragrafen i Artskyddsförordningen som arten är fridlyst enligt.</w:t>
+        <w:t>I avverkningsanmälan har följande 14 naturvårdsarter hittats: granticka (NT), grön aspvedbock (NT), spillkråka (NT, §4), talltita (NT, §4), ullticka (NT), aspvedgnagare (S), björksplintborre (S), bronshjon (S), grönpyrola (S), mindre märgborre (S), vedticka (S), vågbandad barkbock (S), kungsfågel (§4) och blåsippa (§9). Av dessa är 5 rödlistade. För rödlistade arter har rödlistekategorin angivits inom parentes. Arter som är signalarter enligt Skogsstyrelsen har markerats med (S). För fridlysta arter anges även paragrafen i Artskyddsförordningen som arten är fridlyst enligt.</w:t>
       </w:r>
     </w:p>
     <w:p>
@@ -406,7 +406,7 @@
         <w:rPr>
           <w:i/>
         </w:rPr>
-        <w:t>I det avverkningsanmälda skogsområdet har 15 naturvårdsarter varav 5 rödlistade arter sina livsmiljöer och växtplatser.</w:t>
+        <w:t>I det avverkningsanmälda skogsområdet har 14 naturvårdsarter varav 5 rödlistade arter sina livsmiljöer och växtplatser.</w:t>
       </w:r>
     </w:p>
     <w:p>
@@ -894,7 +894,7 @@
     <w:r>
       <w:tab/>
       <w:tab/>
-      <w:t>2025-03-04</w:t>
+      <w:t>2025-03-05</w:t>
       <w:br/>
       <w:br/>
     </w:r>

--- a/klagomål/A 9000-2025 FSC-klagomål.docx
+++ b/klagomål/A 9000-2025 FSC-klagomål.docx
@@ -894,7 +894,7 @@
     <w:r>
       <w:tab/>
       <w:tab/>
-      <w:t>2025-03-05</w:t>
+      <w:t>2025-03-06</w:t>
       <w:br/>
       <w:br/>
     </w:r>

--- a/klagomål/A 9000-2025 FSC-klagomål.docx
+++ b/klagomål/A 9000-2025 FSC-klagomål.docx
@@ -894,7 +894,7 @@
     <w:r>
       <w:tab/>
       <w:tab/>
-      <w:t>2025-03-06</w:t>
+      <w:t>2025-03-07</w:t>
       <w:br/>
       <w:br/>
     </w:r>

--- a/klagomål/A 9000-2025 FSC-klagomål.docx
+++ b/klagomål/A 9000-2025 FSC-klagomål.docx
@@ -894,7 +894,7 @@
     <w:r>
       <w:tab/>
       <w:tab/>
-      <w:t>2025-03-07</w:t>
+      <w:t>2025-03-08</w:t>
       <w:br/>
       <w:br/>
     </w:r>

--- a/klagomål/A 9000-2025 FSC-klagomål.docx
+++ b/klagomål/A 9000-2025 FSC-klagomål.docx
@@ -894,7 +894,7 @@
     <w:r>
       <w:tab/>
       <w:tab/>
-      <w:t>2025-03-08</w:t>
+      <w:t>2025-03-09</w:t>
       <w:br/>
       <w:br/>
     </w:r>

--- a/klagomål/A 9000-2025 FSC-klagomål.docx
+++ b/klagomål/A 9000-2025 FSC-klagomål.docx
@@ -894,7 +894,7 @@
     <w:r>
       <w:tab/>
       <w:tab/>
-      <w:t>2025-03-09</w:t>
+      <w:t>2025-03-10</w:t>
       <w:br/>
       <w:br/>
     </w:r>

--- a/klagomål/A 9000-2025 FSC-klagomål.docx
+++ b/klagomål/A 9000-2025 FSC-klagomål.docx
@@ -894,7 +894,7 @@
     <w:r>
       <w:tab/>
       <w:tab/>
-      <w:t>2025-03-10</w:t>
+      <w:t>2025-03-11</w:t>
       <w:br/>
       <w:br/>
     </w:r>

--- a/klagomål/A 9000-2025 FSC-klagomål.docx
+++ b/klagomål/A 9000-2025 FSC-klagomål.docx
@@ -894,7 +894,7 @@
     <w:r>
       <w:tab/>
       <w:tab/>
-      <w:t>2025-03-11</w:t>
+      <w:t>2025-03-12</w:t>
       <w:br/>
       <w:br/>
     </w:r>

--- a/klagomål/A 9000-2025 FSC-klagomål.docx
+++ b/klagomål/A 9000-2025 FSC-klagomål.docx
@@ -894,7 +894,7 @@
     <w:r>
       <w:tab/>
       <w:tab/>
-      <w:t>2025-03-12</w:t>
+      <w:t>2025-03-13</w:t>
       <w:br/>
       <w:br/>
     </w:r>

--- a/klagomål/A 9000-2025 FSC-klagomål.docx
+++ b/klagomål/A 9000-2025 FSC-klagomål.docx
@@ -894,7 +894,7 @@
     <w:r>
       <w:tab/>
       <w:tab/>
-      <w:t>2025-03-13</w:t>
+      <w:t>2025-03-14</w:t>
       <w:br/>
       <w:br/>
     </w:r>

--- a/klagomål/A 9000-2025 FSC-klagomål.docx
+++ b/klagomål/A 9000-2025 FSC-klagomål.docx
@@ -894,7 +894,7 @@
     <w:r>
       <w:tab/>
       <w:tab/>
-      <w:t>2025-03-14</w:t>
+      <w:t>2025-03-15</w:t>
       <w:br/>
       <w:br/>
     </w:r>

--- a/klagomål/A 9000-2025 FSC-klagomål.docx
+++ b/klagomål/A 9000-2025 FSC-klagomål.docx
@@ -894,7 +894,7 @@
     <w:r>
       <w:tab/>
       <w:tab/>
-      <w:t>2025-03-15</w:t>
+      <w:t>2025-03-16</w:t>
       <w:br/>
       <w:br/>
     </w:r>

--- a/klagomål/A 9000-2025 FSC-klagomål.docx
+++ b/klagomål/A 9000-2025 FSC-klagomål.docx
@@ -894,7 +894,7 @@
     <w:r>
       <w:tab/>
       <w:tab/>
-      <w:t>2025-03-16</w:t>
+      <w:t>2025-03-17</w:t>
       <w:br/>
       <w:br/>
     </w:r>

--- a/klagomål/A 9000-2025 FSC-klagomål.docx
+++ b/klagomål/A 9000-2025 FSC-klagomål.docx
@@ -894,7 +894,7 @@
     <w:r>
       <w:tab/>
       <w:tab/>
-      <w:t>2025-03-17</w:t>
+      <w:t>2025-03-18</w:t>
       <w:br/>
       <w:br/>
     </w:r>

--- a/klagomål/A 9000-2025 FSC-klagomål.docx
+++ b/klagomål/A 9000-2025 FSC-klagomål.docx
@@ -894,7 +894,7 @@
     <w:r>
       <w:tab/>
       <w:tab/>
-      <w:t>2025-03-18</w:t>
+      <w:t>2025-03-19</w:t>
       <w:br/>
       <w:br/>
     </w:r>

--- a/klagomål/A 9000-2025 FSC-klagomål.docx
+++ b/klagomål/A 9000-2025 FSC-klagomål.docx
@@ -894,7 +894,7 @@
     <w:r>
       <w:tab/>
       <w:tab/>
-      <w:t>2025-03-19</w:t>
+      <w:t>2025-03-20</w:t>
       <w:br/>
       <w:br/>
     </w:r>

--- a/klagomål/A 9000-2025 FSC-klagomål.docx
+++ b/klagomål/A 9000-2025 FSC-klagomål.docx
@@ -894,7 +894,7 @@
     <w:r>
       <w:tab/>
       <w:tab/>
-      <w:t>2025-03-20</w:t>
+      <w:t>2025-03-21</w:t>
       <w:br/>
       <w:br/>
     </w:r>

--- a/klagomål/A 9000-2025 FSC-klagomål.docx
+++ b/klagomål/A 9000-2025 FSC-klagomål.docx
@@ -894,7 +894,7 @@
     <w:r>
       <w:tab/>
       <w:tab/>
-      <w:t>2025-03-21</w:t>
+      <w:t>2025-03-22</w:t>
       <w:br/>
       <w:br/>
     </w:r>

--- a/klagomål/A 9000-2025 FSC-klagomål.docx
+++ b/klagomål/A 9000-2025 FSC-klagomål.docx
@@ -894,7 +894,7 @@
     <w:r>
       <w:tab/>
       <w:tab/>
-      <w:t>2025-03-22</w:t>
+      <w:t>2025-03-23</w:t>
       <w:br/>
       <w:br/>
     </w:r>

--- a/klagomål/A 9000-2025 FSC-klagomål.docx
+++ b/klagomål/A 9000-2025 FSC-klagomål.docx
@@ -894,7 +894,7 @@
     <w:r>
       <w:tab/>
       <w:tab/>
-      <w:t>2025-03-23</w:t>
+      <w:t>2025-03-24</w:t>
       <w:br/>
       <w:br/>
     </w:r>

--- a/klagomål/A 9000-2025 FSC-klagomål.docx
+++ b/klagomål/A 9000-2025 FSC-klagomål.docx
@@ -894,7 +894,7 @@
     <w:r>
       <w:tab/>
       <w:tab/>
-      <w:t>2025-03-24</w:t>
+      <w:t>2025-03-25</w:t>
       <w:br/>
       <w:br/>
     </w:r>

--- a/klagomål/A 9000-2025 FSC-klagomål.docx
+++ b/klagomål/A 9000-2025 FSC-klagomål.docx
@@ -894,7 +894,7 @@
     <w:r>
       <w:tab/>
       <w:tab/>
-      <w:t>2025-03-25</w:t>
+      <w:t>2025-03-26</w:t>
       <w:br/>
       <w:br/>
     </w:r>

--- a/klagomål/A 9000-2025 FSC-klagomål.docx
+++ b/klagomål/A 9000-2025 FSC-klagomål.docx
@@ -894,7 +894,7 @@
     <w:r>
       <w:tab/>
       <w:tab/>
-      <w:t>2025-03-26</w:t>
+      <w:t>2025-03-27</w:t>
       <w:br/>
       <w:br/>
     </w:r>

--- a/klagomål/A 9000-2025 FSC-klagomål.docx
+++ b/klagomål/A 9000-2025 FSC-klagomål.docx
@@ -894,7 +894,7 @@
     <w:r>
       <w:tab/>
       <w:tab/>
-      <w:t>2025-03-27</w:t>
+      <w:t>2025-03-28</w:t>
       <w:br/>
       <w:br/>
     </w:r>

--- a/klagomål/A 9000-2025 FSC-klagomål.docx
+++ b/klagomål/A 9000-2025 FSC-klagomål.docx
@@ -894,7 +894,7 @@
     <w:r>
       <w:tab/>
       <w:tab/>
-      <w:t>2025-04-02</w:t>
+      <w:t>2025-04-03</w:t>
       <w:br/>
       <w:br/>
     </w:r>

--- a/klagomål/A 9000-2025 FSC-klagomål.docx
+++ b/klagomål/A 9000-2025 FSC-klagomål.docx
@@ -894,7 +894,7 @@
     <w:r>
       <w:tab/>
       <w:tab/>
-      <w:t>2025-04-03</w:t>
+      <w:t>2025-04-05</w:t>
       <w:br/>
       <w:br/>
     </w:r>

--- a/klagomål/A 9000-2025 FSC-klagomål.docx
+++ b/klagomål/A 9000-2025 FSC-klagomål.docx
@@ -894,7 +894,7 @@
     <w:r>
       <w:tab/>
       <w:tab/>
-      <w:t>2025-04-05</w:t>
+      <w:t>2025-04-06</w:t>
       <w:br/>
       <w:br/>
     </w:r>

--- a/klagomål/A 9000-2025 FSC-klagomål.docx
+++ b/klagomål/A 9000-2025 FSC-klagomål.docx
@@ -894,7 +894,7 @@
     <w:r>
       <w:tab/>
       <w:tab/>
-      <w:t>2025-04-06</w:t>
+      <w:t>2025-04-07</w:t>
       <w:br/>
       <w:br/>
     </w:r>

--- a/klagomål/A 9000-2025 FSC-klagomål.docx
+++ b/klagomål/A 9000-2025 FSC-klagomål.docx
@@ -894,7 +894,7 @@
     <w:r>
       <w:tab/>
       <w:tab/>
-      <w:t>2025-04-07</w:t>
+      <w:t>2025-04-08</w:t>
       <w:br/>
       <w:br/>
     </w:r>

--- a/klagomål/A 9000-2025 FSC-klagomål.docx
+++ b/klagomål/A 9000-2025 FSC-klagomål.docx
@@ -894,7 +894,7 @@
     <w:r>
       <w:tab/>
       <w:tab/>
-      <w:t>2025-04-08</w:t>
+      <w:t>2025-04-09</w:t>
       <w:br/>
       <w:br/>
     </w:r>

--- a/klagomål/A 9000-2025 FSC-klagomål.docx
+++ b/klagomål/A 9000-2025 FSC-klagomål.docx
@@ -244,6 +244,46 @@
       </w:pPr>
       <w:r>
         <w:t>Figur 1. Fyndplatser för naturvårdsarter i det avverkningsanmälda området (röd linje). Markörer utan svart kant är placerade på fyndplatsen. Markörer med svart kant är placerade vid sidan av fyndplatsen och har ett svart streck som visar fyndplatsens exakta position. Kartans mittpunktskoordinat är N 6615832, E 676881 i SWEREF 99 TM.</w:t>
+      </w:r>
+    </w:p>
+    <w:p>
+      <w:r>
+        <w:rPr>
+          <w:b/>
+        </w:rPr>
+        <w:t xml:space="preserve">Grönpyrola </w:t>
+      </w:r>
+      <w:r>
+        <w:t>växer främst på sandig, torr eller frisk mark i äldre barrskog, ofta på isälvsmaterial såsom sand och grus. Den påträffas främst i äldre naturligt uppkomna barrskogar, exempelvis på tallmoar, i åssluttningar, dyner och rasbranter. Arten är känslig för skogsbruksmetoder såsom slutavverkning och markberedning (Nitare &amp; Skogsstyrelsen, 2019).</w:t>
+      </w:r>
+    </w:p>
+    <w:p>
+      <w:r>
+        <w:rPr>
+          <w:b/>
+        </w:rPr>
+        <w:t>Ullticka (NT)</w:t>
+      </w:r>
+      <w:r>
+        <w:t xml:space="preserve"> är knuten till restbestånd av barrnaturskog och förekommer med ett tydligt optimum i orörda eller måttligt påverkade gamla granskogar där det föreligger viss kontinuitet av grov död ved. Ullticka är en bra signalart inom hela sitt utbredningsområde och i södra Sverige är den sällsynt och en god signalart för skyddsvärda granskogsmiljöer. Den hotas av avverkning och fragmentering av naturskog och äldre granskog med lång trädkontinuitet. På ullticka kan ibland ulltickeporing (VU) påträffas - det är en sällsynt ticka som nyligen delats upp i tre olika arter: </w:t>
+      </w:r>
+      <w:r>
+        <w:rPr>
+          <w:i/>
+        </w:rPr>
+        <w:t xml:space="preserve">Skeletocutis brevispora </w:t>
+      </w:r>
+      <w:r>
+        <w:t>(ulltickeporing)</w:t>
+      </w:r>
+      <w:r>
+        <w:rPr>
+          <w:i/>
+        </w:rPr>
+        <w:t>, Skeletocutis delicata och Skeletocutis exilis</w:t>
+      </w:r>
+      <w:r>
+        <w:t>. De två sistnämnda arterna står för närvarande (2020) som ej bedömda i rödlistan (SLU Artdatabanken, 2024; Nitare &amp; Skogsstyrelsen, 2019; Miettinen &amp; Niemelä, 2018).</w:t>
       </w:r>
     </w:p>
     <w:p>
@@ -656,7 +696,7 @@
     </w:p>
     <w:p>
       <w:r>
-        <w:t xml:space="preserve">Talltita är rödlistad som NT, fridlyst och prioriterad art i Skogsvårdslagen. Den omfattas av EU:s fågeldirektiv. Arten har minskat kraftigt de senaste 30 åren och minskningstakten innevarande 10-årsperiod beräknas till 20 (10–30) % (SLU Artdatabanken, 2022). </w:t>
+        <w:t>Talltita är rödlistad som NT, fridlyst och prioriterad art i Skogsvårdslagen. Den omfattas av EU:s fågeldirektiv. Arten har minskat kraftigt de senaste 30 åren och minskningstakten innevarande 10-årsperiod beräknas till 20 (10–30) % (SLU Artdatabanken, 2022).</w:t>
       </w:r>
     </w:p>
     <w:p>
@@ -693,7 +733,7 @@
         <w:t xml:space="preserve">Differential demographic responses of sympatric Parids to vegetation management in boreal forest. </w:t>
       </w:r>
       <w:r>
-        <w:t xml:space="preserve">For. Ecol. Manage. 319, 169–175. </w:t>
+        <w:t>For. Ecol. Manage. 319, 169–175.</w:t>
       </w:r>
     </w:p>
     <w:p>
@@ -707,7 +747,7 @@
         <w:t xml:space="preserve">Coherence, composition and territories of winter social groups of the Willow Tit Parus montanus and the Crested Tit P. cristatus. </w:t>
       </w:r>
       <w:r>
-        <w:t xml:space="preserve">Ornis Scandinavica, 10, pp 56–68 </w:t>
+        <w:t>Ornis Scandinavica, 10, pp 56–68</w:t>
       </w:r>
     </w:p>
     <w:p>
@@ -721,7 +761,7 @@
         <w:t xml:space="preserve">Impact of forestry practices on fitness correlates and population productivity in an open-nesting bird species. </w:t>
       </w:r>
       <w:r>
-        <w:t xml:space="preserve">Conserv. Biol. 21, 767–774. https://doi.org/10.1111/j.1523- 1739.2007.00675.x </w:t>
+        <w:t>Conserv. Biol. 21, 767–774. https://doi.org/10.1111/j.1523- 1739.2007.00675.x</w:t>
       </w:r>
     </w:p>
     <w:p>
@@ -894,7 +934,7 @@
     <w:r>
       <w:tab/>
       <w:tab/>
-      <w:t>2025-04-09</w:t>
+      <w:t>2025-04-10</w:t>
       <w:br/>
       <w:br/>
     </w:r>

--- a/klagomål/A 9000-2025 FSC-klagomål.docx
+++ b/klagomål/A 9000-2025 FSC-klagomål.docx
@@ -934,7 +934,7 @@
     <w:r>
       <w:tab/>
       <w:tab/>
-      <w:t>2025-04-10</w:t>
+      <w:t>2025-04-11</w:t>
       <w:br/>
       <w:br/>
     </w:r>

--- a/klagomål/A 9000-2025 FSC-klagomål.docx
+++ b/klagomål/A 9000-2025 FSC-klagomål.docx
@@ -934,7 +934,7 @@
     <w:r>
       <w:tab/>
       <w:tab/>
-      <w:t>2025-04-11</w:t>
+      <w:t>2025-04-12</w:t>
       <w:br/>
       <w:br/>
     </w:r>

--- a/klagomål/A 9000-2025 FSC-klagomål.docx
+++ b/klagomål/A 9000-2025 FSC-klagomål.docx
@@ -934,7 +934,7 @@
     <w:r>
       <w:tab/>
       <w:tab/>
-      <w:t>2025-04-12</w:t>
+      <w:t>2025-04-13</w:t>
       <w:br/>
       <w:br/>
     </w:r>

--- a/klagomål/A 9000-2025 FSC-klagomål.docx
+++ b/klagomål/A 9000-2025 FSC-klagomål.docx
@@ -934,7 +934,7 @@
     <w:r>
       <w:tab/>
       <w:tab/>
-      <w:t>2025-04-13</w:t>
+      <w:t>2025-04-14</w:t>
       <w:br/>
       <w:br/>
     </w:r>

--- a/klagomål/A 9000-2025 FSC-klagomål.docx
+++ b/klagomål/A 9000-2025 FSC-klagomål.docx
@@ -934,7 +934,7 @@
     <w:r>
       <w:tab/>
       <w:tab/>
-      <w:t>2025-04-14</w:t>
+      <w:t>2025-04-15</w:t>
       <w:br/>
       <w:br/>
     </w:r>

--- a/klagomål/A 9000-2025 FSC-klagomål.docx
+++ b/klagomål/A 9000-2025 FSC-klagomål.docx
@@ -934,7 +934,7 @@
     <w:r>
       <w:tab/>
       <w:tab/>
-      <w:t>2025-04-15</w:t>
+      <w:t>2025-04-16</w:t>
       <w:br/>
       <w:br/>
     </w:r>

--- a/klagomål/A 9000-2025 FSC-klagomål.docx
+++ b/klagomål/A 9000-2025 FSC-klagomål.docx
@@ -934,7 +934,7 @@
     <w:r>
       <w:tab/>
       <w:tab/>
-      <w:t>2025-04-16</w:t>
+      <w:t>2025-04-17</w:t>
       <w:br/>
       <w:br/>
     </w:r>

--- a/klagomål/A 9000-2025 FSC-klagomål.docx
+++ b/klagomål/A 9000-2025 FSC-klagomål.docx
@@ -934,7 +934,7 @@
     <w:r>
       <w:tab/>
       <w:tab/>
-      <w:t>2025-04-17</w:t>
+      <w:t>2025-04-18</w:t>
       <w:br/>
       <w:br/>
     </w:r>

--- a/klagomål/A 9000-2025 FSC-klagomål.docx
+++ b/klagomål/A 9000-2025 FSC-klagomål.docx
@@ -934,7 +934,7 @@
     <w:r>
       <w:tab/>
       <w:tab/>
-      <w:t>2025-04-18</w:t>
+      <w:t>2025-04-19</w:t>
       <w:br/>
       <w:br/>
     </w:r>

--- a/klagomål/A 9000-2025 FSC-klagomål.docx
+++ b/klagomål/A 9000-2025 FSC-klagomål.docx
@@ -1149,7 +1149,7 @@
     <w:r>
       <w:tab/>
       <w:tab/>
-      <w:t>2025-05-03</w:t>
+      <w:t>2025-05-04</w:t>
       <w:br/>
       <w:br/>
     </w:r>

--- a/klagomål/A 9000-2025 FSC-klagomål.docx
+++ b/klagomål/A 9000-2025 FSC-klagomål.docx
@@ -1149,7 +1149,7 @@
     <w:r>
       <w:tab/>
       <w:tab/>
-      <w:t>2025-05-04</w:t>
+      <w:t>2025-05-06</w:t>
       <w:br/>
       <w:br/>
     </w:r>

--- a/klagomål/A 9000-2025 FSC-klagomål.docx
+++ b/klagomål/A 9000-2025 FSC-klagomål.docx
@@ -1149,7 +1149,7 @@
     <w:r>
       <w:tab/>
       <w:tab/>
-      <w:t>2025-05-06</w:t>
+      <w:t>2025-05-07</w:t>
       <w:br/>
       <w:br/>
     </w:r>

--- a/klagomål/A 9000-2025 FSC-klagomål.docx
+++ b/klagomål/A 9000-2025 FSC-klagomål.docx
@@ -1149,7 +1149,7 @@
     <w:r>
       <w:tab/>
       <w:tab/>
-      <w:t>2025-05-07</w:t>
+      <w:t>2025-05-08</w:t>
       <w:br/>
       <w:br/>
     </w:r>

--- a/klagomål/A 9000-2025 FSC-klagomål.docx
+++ b/klagomål/A 9000-2025 FSC-klagomål.docx
@@ -1149,7 +1149,7 @@
     <w:r>
       <w:tab/>
       <w:tab/>
-      <w:t>2025-05-08</w:t>
+      <w:t>2025-05-09</w:t>
       <w:br/>
       <w:br/>
     </w:r>

--- a/klagomål/A 9000-2025 FSC-klagomål.docx
+++ b/klagomål/A 9000-2025 FSC-klagomål.docx
@@ -1149,7 +1149,7 @@
     <w:r>
       <w:tab/>
       <w:tab/>
-      <w:t>2025-05-09</w:t>
+      <w:t>2025-05-10</w:t>
       <w:br/>
       <w:br/>
     </w:r>

--- a/klagomål/A 9000-2025 FSC-klagomål.docx
+++ b/klagomål/A 9000-2025 FSC-klagomål.docx
@@ -1149,7 +1149,7 @@
     <w:r>
       <w:tab/>
       <w:tab/>
-      <w:t>2025-05-10</w:t>
+      <w:t>2025-05-11</w:t>
       <w:br/>
       <w:br/>
     </w:r>

--- a/klagomål/A 9000-2025 FSC-klagomål.docx
+++ b/klagomål/A 9000-2025 FSC-klagomål.docx
@@ -1149,7 +1149,7 @@
     <w:r>
       <w:tab/>
       <w:tab/>
-      <w:t>2025-05-11</w:t>
+      <w:t>2025-05-12</w:t>
       <w:br/>
       <w:br/>
     </w:r>

--- a/klagomål/A 9000-2025 FSC-klagomål.docx
+++ b/klagomål/A 9000-2025 FSC-klagomål.docx
@@ -1149,7 +1149,7 @@
     <w:r>
       <w:tab/>
       <w:tab/>
-      <w:t>2025-05-12</w:t>
+      <w:t>2025-05-13</w:t>
       <w:br/>
       <w:br/>
     </w:r>

--- a/klagomål/A 9000-2025 FSC-klagomål.docx
+++ b/klagomål/A 9000-2025 FSC-klagomål.docx
@@ -1149,7 +1149,7 @@
     <w:r>
       <w:tab/>
       <w:tab/>
-      <w:t>2025-05-13</w:t>
+      <w:t>2025-05-14</w:t>
       <w:br/>
       <w:br/>
     </w:r>

--- a/klagomål/A 9000-2025 FSC-klagomål.docx
+++ b/klagomål/A 9000-2025 FSC-klagomål.docx
@@ -1149,7 +1149,7 @@
     <w:r>
       <w:tab/>
       <w:tab/>
-      <w:t>2025-05-14</w:t>
+      <w:t>2025-05-15</w:t>
       <w:br/>
       <w:br/>
     </w:r>

--- a/klagomål/A 9000-2025 FSC-klagomål.docx
+++ b/klagomål/A 9000-2025 FSC-klagomål.docx
@@ -1149,7 +1149,7 @@
     <w:r>
       <w:tab/>
       <w:tab/>
-      <w:t>2025-05-15</w:t>
+      <w:t>2025-05-16</w:t>
       <w:br/>
       <w:br/>
     </w:r>

--- a/klagomål/A 9000-2025 FSC-klagomål.docx
+++ b/klagomål/A 9000-2025 FSC-klagomål.docx
@@ -1149,7 +1149,7 @@
     <w:r>
       <w:tab/>
       <w:tab/>
-      <w:t>2025-05-16</w:t>
+      <w:t>2025-05-17</w:t>
       <w:br/>
       <w:br/>
     </w:r>

--- a/klagomål/A 9000-2025 FSC-klagomål.docx
+++ b/klagomål/A 9000-2025 FSC-klagomål.docx
@@ -1149,7 +1149,7 @@
     <w:r>
       <w:tab/>
       <w:tab/>
-      <w:t>2025-05-17</w:t>
+      <w:t>2025-05-18</w:t>
       <w:br/>
       <w:br/>
     </w:r>

--- a/klagomål/A 9000-2025 FSC-klagomål.docx
+++ b/klagomål/A 9000-2025 FSC-klagomål.docx
@@ -1149,7 +1149,7 @@
     <w:r>
       <w:tab/>
       <w:tab/>
-      <w:t>2025-05-18</w:t>
+      <w:t>2025-05-19</w:t>
       <w:br/>
       <w:br/>
     </w:r>

--- a/klagomål/A 9000-2025 FSC-klagomål.docx
+++ b/klagomål/A 9000-2025 FSC-klagomål.docx
@@ -1149,7 +1149,7 @@
     <w:r>
       <w:tab/>
       <w:tab/>
-      <w:t>2025-05-19</w:t>
+      <w:t>2025-05-20</w:t>
       <w:br/>
       <w:br/>
     </w:r>

--- a/klagomål/A 9000-2025 FSC-klagomål.docx
+++ b/klagomål/A 9000-2025 FSC-klagomål.docx
@@ -1149,7 +1149,7 @@
     <w:r>
       <w:tab/>
       <w:tab/>
-      <w:t>2025-05-20</w:t>
+      <w:t>2025-05-21</w:t>
       <w:br/>
       <w:br/>
     </w:r>

--- a/klagomål/A 9000-2025 FSC-klagomål.docx
+++ b/klagomål/A 9000-2025 FSC-klagomål.docx
@@ -1149,7 +1149,7 @@
     <w:r>
       <w:tab/>
       <w:tab/>
-      <w:t>2025-05-21</w:t>
+      <w:t>2025-05-22</w:t>
       <w:br/>
       <w:br/>
     </w:r>

--- a/klagomål/A 9000-2025 FSC-klagomål.docx
+++ b/klagomål/A 9000-2025 FSC-klagomål.docx
@@ -1149,7 +1149,7 @@
     <w:r>
       <w:tab/>
       <w:tab/>
-      <w:t>2025-05-22</w:t>
+      <w:t>2025-05-23</w:t>
       <w:br/>
       <w:br/>
     </w:r>

--- a/klagomål/A 9000-2025 FSC-klagomål.docx
+++ b/klagomål/A 9000-2025 FSC-klagomål.docx
@@ -1149,7 +1149,7 @@
     <w:r>
       <w:tab/>
       <w:tab/>
-      <w:t>2025-05-23</w:t>
+      <w:t>2025-05-24</w:t>
       <w:br/>
       <w:br/>
     </w:r>

--- a/klagomål/A 9000-2025 FSC-klagomål.docx
+++ b/klagomål/A 9000-2025 FSC-klagomål.docx
@@ -1149,7 +1149,7 @@
     <w:r>
       <w:tab/>
       <w:tab/>
-      <w:t>2025-05-24</w:t>
+      <w:t>2025-05-25</w:t>
       <w:br/>
       <w:br/>
     </w:r>

--- a/klagomål/A 9000-2025 FSC-klagomål.docx
+++ b/klagomål/A 9000-2025 FSC-klagomål.docx
@@ -1149,7 +1149,7 @@
     <w:r>
       <w:tab/>
       <w:tab/>
-      <w:t>2025-05-25</w:t>
+      <w:t>2025-05-26</w:t>
       <w:br/>
       <w:br/>
     </w:r>

--- a/klagomål/A 9000-2025 FSC-klagomål.docx
+++ b/klagomål/A 9000-2025 FSC-klagomål.docx
@@ -1149,7 +1149,7 @@
     <w:r>
       <w:tab/>
       <w:tab/>
-      <w:t>2025-05-26</w:t>
+      <w:t>2025-05-27</w:t>
       <w:br/>
       <w:br/>
     </w:r>

--- a/klagomål/A 9000-2025 FSC-klagomål.docx
+++ b/klagomål/A 9000-2025 FSC-klagomål.docx
@@ -1149,7 +1149,7 @@
     <w:r>
       <w:tab/>
       <w:tab/>
-      <w:t>2025-05-27</w:t>
+      <w:t>2025-05-30</w:t>
       <w:br/>
       <w:br/>
     </w:r>

--- a/klagomål/A 9000-2025 FSC-klagomål.docx
+++ b/klagomål/A 9000-2025 FSC-klagomål.docx
@@ -1149,7 +1149,7 @@
     <w:r>
       <w:tab/>
       <w:tab/>
-      <w:t>2025-05-30</w:t>
+      <w:t>2025-06-01</w:t>
       <w:br/>
       <w:br/>
     </w:r>

--- a/klagomål/A 9000-2025 FSC-klagomål.docx
+++ b/klagomål/A 9000-2025 FSC-klagomål.docx
@@ -1149,7 +1149,7 @@
     <w:r>
       <w:tab/>
       <w:tab/>
-      <w:t>2025-06-01</w:t>
+      <w:t>2025-06-02</w:t>
       <w:br/>
       <w:br/>
     </w:r>

--- a/klagomål/A 9000-2025 FSC-klagomål.docx
+++ b/klagomål/A 9000-2025 FSC-klagomål.docx
@@ -1149,7 +1149,7 @@
     <w:r>
       <w:tab/>
       <w:tab/>
-      <w:t>2025-06-02</w:t>
+      <w:t>2025-06-03</w:t>
       <w:br/>
       <w:br/>
     </w:r>

--- a/klagomål/A 9000-2025 FSC-klagomål.docx
+++ b/klagomål/A 9000-2025 FSC-klagomål.docx
@@ -1149,7 +1149,7 @@
     <w:r>
       <w:tab/>
       <w:tab/>
-      <w:t>2025-06-03</w:t>
+      <w:t>2025-06-04</w:t>
       <w:br/>
       <w:br/>
     </w:r>

--- a/klagomål/A 9000-2025 FSC-klagomål.docx
+++ b/klagomål/A 9000-2025 FSC-klagomål.docx
@@ -1149,7 +1149,7 @@
     <w:r>
       <w:tab/>
       <w:tab/>
-      <w:t>2025-06-04</w:t>
+      <w:t>2025-06-05</w:t>
       <w:br/>
       <w:br/>
     </w:r>

--- a/klagomål/A 9000-2025 FSC-klagomål.docx
+++ b/klagomål/A 9000-2025 FSC-klagomål.docx
@@ -1149,7 +1149,7 @@
     <w:r>
       <w:tab/>
       <w:tab/>
-      <w:t>2025-06-05</w:t>
+      <w:t>2025-06-13</w:t>
       <w:br/>
       <w:br/>
     </w:r>

--- a/klagomål/A 9000-2025 FSC-klagomål.docx
+++ b/klagomål/A 9000-2025 FSC-klagomål.docx
@@ -1149,7 +1149,7 @@
     <w:r>
       <w:tab/>
       <w:tab/>
-      <w:t>2025-06-13</w:t>
+      <w:t>2025-06-15</w:t>
       <w:br/>
       <w:br/>
     </w:r>

--- a/klagomål/A 9000-2025 FSC-klagomål.docx
+++ b/klagomål/A 9000-2025 FSC-klagomål.docx
@@ -1149,7 +1149,7 @@
     <w:r>
       <w:tab/>
       <w:tab/>
-      <w:t>2025-06-15</w:t>
+      <w:t>2025-06-16</w:t>
       <w:br/>
       <w:br/>
     </w:r>

--- a/klagomål/A 9000-2025 FSC-klagomål.docx
+++ b/klagomål/A 9000-2025 FSC-klagomål.docx
@@ -1149,7 +1149,7 @@
     <w:r>
       <w:tab/>
       <w:tab/>
-      <w:t>2025-06-16</w:t>
+      <w:t>2025-06-17</w:t>
       <w:br/>
       <w:br/>
     </w:r>

--- a/klagomål/A 9000-2025 FSC-klagomål.docx
+++ b/klagomål/A 9000-2025 FSC-klagomål.docx
@@ -1149,7 +1149,7 @@
     <w:r>
       <w:tab/>
       <w:tab/>
-      <w:t>2025-06-17</w:t>
+      <w:t>2025-06-18</w:t>
       <w:br/>
       <w:br/>
     </w:r>

--- a/klagomål/A 9000-2025 FSC-klagomål.docx
+++ b/klagomål/A 9000-2025 FSC-klagomål.docx
@@ -1149,7 +1149,7 @@
     <w:r>
       <w:tab/>
       <w:tab/>
-      <w:t>2025-06-18</w:t>
+      <w:t>2025-06-19</w:t>
       <w:br/>
       <w:br/>
     </w:r>

--- a/klagomål/A 9000-2025 FSC-klagomål.docx
+++ b/klagomål/A 9000-2025 FSC-klagomål.docx
@@ -1149,7 +1149,7 @@
     <w:r>
       <w:tab/>
       <w:tab/>
-      <w:t>2025-06-19</w:t>
+      <w:t>2025-06-20</w:t>
       <w:br/>
       <w:br/>
     </w:r>

--- a/klagomål/A 9000-2025 FSC-klagomål.docx
+++ b/klagomål/A 9000-2025 FSC-klagomål.docx
@@ -1149,7 +1149,7 @@
     <w:r>
       <w:tab/>
       <w:tab/>
-      <w:t>2025-06-20</w:t>
+      <w:t>2025-06-21</w:t>
       <w:br/>
       <w:br/>
     </w:r>

--- a/klagomål/A 9000-2025 FSC-klagomål.docx
+++ b/klagomål/A 9000-2025 FSC-klagomål.docx
@@ -1149,7 +1149,7 @@
     <w:r>
       <w:tab/>
       <w:tab/>
-      <w:t>2025-06-21</w:t>
+      <w:t>2025-06-22</w:t>
       <w:br/>
       <w:br/>
     </w:r>

--- a/klagomål/A 9000-2025 FSC-klagomål.docx
+++ b/klagomål/A 9000-2025 FSC-klagomål.docx
@@ -1149,7 +1149,7 @@
     <w:r>
       <w:tab/>
       <w:tab/>
-      <w:t>2025-06-22</w:t>
+      <w:t>2025-06-23</w:t>
       <w:br/>
       <w:br/>
     </w:r>

--- a/klagomål/A 9000-2025 FSC-klagomål.docx
+++ b/klagomål/A 9000-2025 FSC-klagomål.docx
@@ -1149,7 +1149,7 @@
     <w:r>
       <w:tab/>
       <w:tab/>
-      <w:t>2025-06-23</w:t>
+      <w:t>2025-06-24</w:t>
       <w:br/>
       <w:br/>
     </w:r>

--- a/klagomål/A 9000-2025 FSC-klagomål.docx
+++ b/klagomål/A 9000-2025 FSC-klagomål.docx
@@ -1149,7 +1149,7 @@
     <w:r>
       <w:tab/>
       <w:tab/>
-      <w:t>2025-06-24</w:t>
+      <w:t>2025-06-25</w:t>
       <w:br/>
       <w:br/>
     </w:r>

--- a/klagomål/A 9000-2025 FSC-klagomål.docx
+++ b/klagomål/A 9000-2025 FSC-klagomål.docx
@@ -1149,7 +1149,7 @@
     <w:r>
       <w:tab/>
       <w:tab/>
-      <w:t>2025-06-25</w:t>
+      <w:t>2025-06-26</w:t>
       <w:br/>
       <w:br/>
     </w:r>

--- a/klagomål/A 9000-2025 FSC-klagomål.docx
+++ b/klagomål/A 9000-2025 FSC-klagomål.docx
@@ -1149,7 +1149,7 @@
     <w:r>
       <w:tab/>
       <w:tab/>
-      <w:t>2025-06-26</w:t>
+      <w:t>2025-06-27</w:t>
       <w:br/>
       <w:br/>
     </w:r>

--- a/klagomål/A 9000-2025 FSC-klagomål.docx
+++ b/klagomål/A 9000-2025 FSC-klagomål.docx
@@ -1149,7 +1149,7 @@
     <w:r>
       <w:tab/>
       <w:tab/>
-      <w:t>2025-06-27</w:t>
+      <w:t>2025-06-28</w:t>
       <w:br/>
       <w:br/>
     </w:r>

--- a/klagomål/A 9000-2025 FSC-klagomål.docx
+++ b/klagomål/A 9000-2025 FSC-klagomål.docx
@@ -1149,7 +1149,7 @@
     <w:r>
       <w:tab/>
       <w:tab/>
-      <w:t>2025-06-28</w:t>
+      <w:t>2025-06-29</w:t>
       <w:br/>
       <w:br/>
     </w:r>

--- a/klagomål/A 9000-2025 FSC-klagomål.docx
+++ b/klagomål/A 9000-2025 FSC-klagomål.docx
@@ -1149,7 +1149,7 @@
     <w:r>
       <w:tab/>
       <w:tab/>
-      <w:t>2025-06-29</w:t>
+      <w:t>2025-06-30</w:t>
       <w:br/>
       <w:br/>
     </w:r>

--- a/klagomål/A 9000-2025 FSC-klagomål.docx
+++ b/klagomål/A 9000-2025 FSC-klagomål.docx
@@ -1149,7 +1149,7 @@
     <w:r>
       <w:tab/>
       <w:tab/>
-      <w:t>2025-06-30</w:t>
+      <w:t>2025-07-01</w:t>
       <w:br/>
       <w:br/>
     </w:r>

--- a/klagomål/A 9000-2025 FSC-klagomål.docx
+++ b/klagomål/A 9000-2025 FSC-klagomål.docx
@@ -1149,7 +1149,7 @@
     <w:r>
       <w:tab/>
       <w:tab/>
-      <w:t>2025-07-01</w:t>
+      <w:t>2025-07-02</w:t>
       <w:br/>
       <w:br/>
     </w:r>

--- a/klagomål/A 9000-2025 FSC-klagomål.docx
+++ b/klagomål/A 9000-2025 FSC-klagomål.docx
@@ -1149,7 +1149,7 @@
     <w:r>
       <w:tab/>
       <w:tab/>
-      <w:t>2025-07-02</w:t>
+      <w:t>2025-07-03</w:t>
       <w:br/>
       <w:br/>
     </w:r>

--- a/klagomål/A 9000-2025 FSC-klagomål.docx
+++ b/klagomål/A 9000-2025 FSC-klagomål.docx
@@ -1149,7 +1149,7 @@
     <w:r>
       <w:tab/>
       <w:tab/>
-      <w:t>2025-07-03</w:t>
+      <w:t>2025-07-04</w:t>
       <w:br/>
       <w:br/>
     </w:r>

--- a/klagomål/A 9000-2025 FSC-klagomål.docx
+++ b/klagomål/A 9000-2025 FSC-klagomål.docx
@@ -1149,7 +1149,7 @@
     <w:r>
       <w:tab/>
       <w:tab/>
-      <w:t>2025-07-04</w:t>
+      <w:t>2025-07-05</w:t>
       <w:br/>
       <w:br/>
     </w:r>

--- a/klagomål/A 9000-2025 FSC-klagomål.docx
+++ b/klagomål/A 9000-2025 FSC-klagomål.docx
@@ -1149,7 +1149,7 @@
     <w:r>
       <w:tab/>
       <w:tab/>
-      <w:t>2025-07-05</w:t>
+      <w:t>2025-07-06</w:t>
       <w:br/>
       <w:br/>
     </w:r>

--- a/klagomål/A 9000-2025 FSC-klagomål.docx
+++ b/klagomål/A 9000-2025 FSC-klagomål.docx
@@ -1149,7 +1149,7 @@
     <w:r>
       <w:tab/>
       <w:tab/>
-      <w:t>2025-07-06</w:t>
+      <w:t>2025-07-07</w:t>
       <w:br/>
       <w:br/>
     </w:r>

--- a/klagomål/A 9000-2025 FSC-klagomål.docx
+++ b/klagomål/A 9000-2025 FSC-klagomål.docx
@@ -1149,7 +1149,7 @@
     <w:r>
       <w:tab/>
       <w:tab/>
-      <w:t>2025-07-07</w:t>
+      <w:t>2025-07-08</w:t>
       <w:br/>
       <w:br/>
     </w:r>

--- a/klagomål/A 9000-2025 FSC-klagomål.docx
+++ b/klagomål/A 9000-2025 FSC-klagomål.docx
@@ -1149,7 +1149,7 @@
     <w:r>
       <w:tab/>
       <w:tab/>
-      <w:t>2025-07-08</w:t>
+      <w:t>2025-07-09</w:t>
       <w:br/>
       <w:br/>
     </w:r>

--- a/klagomål/A 9000-2025 FSC-klagomål.docx
+++ b/klagomål/A 9000-2025 FSC-klagomål.docx
@@ -1149,7 +1149,7 @@
     <w:r>
       <w:tab/>
       <w:tab/>
-      <w:t>2025-07-09</w:t>
+      <w:t>2025-07-11</w:t>
       <w:br/>
       <w:br/>
     </w:r>

--- a/klagomål/A 9000-2025 FSC-klagomål.docx
+++ b/klagomål/A 9000-2025 FSC-klagomål.docx
@@ -1149,7 +1149,7 @@
     <w:r>
       <w:tab/>
       <w:tab/>
-      <w:t>2025-07-11</w:t>
+      <w:t>2025-07-12</w:t>
       <w:br/>
       <w:br/>
     </w:r>

--- a/klagomål/A 9000-2025 FSC-klagomål.docx
+++ b/klagomål/A 9000-2025 FSC-klagomål.docx
@@ -1149,7 +1149,7 @@
     <w:r>
       <w:tab/>
       <w:tab/>
-      <w:t>2025-07-12</w:t>
+      <w:t>2025-07-13</w:t>
       <w:br/>
       <w:br/>
     </w:r>

--- a/klagomål/A 9000-2025 FSC-klagomål.docx
+++ b/klagomål/A 9000-2025 FSC-klagomål.docx
@@ -1149,7 +1149,7 @@
     <w:r>
       <w:tab/>
       <w:tab/>
-      <w:t>2025-07-13</w:t>
+      <w:t>2025-07-14</w:t>
       <w:br/>
       <w:br/>
     </w:r>

--- a/klagomål/A 9000-2025 FSC-klagomål.docx
+++ b/klagomål/A 9000-2025 FSC-klagomål.docx
@@ -1149,7 +1149,7 @@
     <w:r>
       <w:tab/>
       <w:tab/>
-      <w:t>2025-08-06</w:t>
+      <w:t>2025-08-09</w:t>
       <w:br/>
       <w:br/>
     </w:r>
